--- a/Backend/Director_Disclosure/Output_Disclosures/2024-25/ADANI_HOSPITALS_MUNDRA_LIMITED/DIR-8/DIR8_PANKAJKUMAR_SUMATILAL_DOSHI_03600975.docx
+++ b/Backend/Director_Disclosure/Output_Disclosures/2024-25/ADANI_HOSPITALS_MUNDRA_LIMITED/DIR-8/DIR8_PANKAJKUMAR_SUMATILAL_DOSHI_03600975.docx
@@ -599,7 +599,7 @@
           <w:b w:val="0"/>
           <w:sz w:val="23"/>
         </w:rPr>
-        <w:t xml:space="preserve">Date: 07th May, 2026</w:t>
+        <w:t xml:space="preserve">Date: 15th May, 2026</w:t>
         <w:tab/>
       </w:r>
     </w:p>

--- a/Backend/Director_Disclosure/Output_Disclosures/2024-25/ADANI_HOSPITALS_MUNDRA_LIMITED/DIR-8/DIR8_PANKAJKUMAR_SUMATILAL_DOSHI_03600975.docx
+++ b/Backend/Director_Disclosure/Output_Disclosures/2024-25/ADANI_HOSPITALS_MUNDRA_LIMITED/DIR-8/DIR8_PANKAJKUMAR_SUMATILAL_DOSHI_03600975.docx
@@ -599,7 +599,7 @@
           <w:b w:val="0"/>
           <w:sz w:val="23"/>
         </w:rPr>
-        <w:t xml:space="preserve">Date: 15th May, 2026</w:t>
+        <w:t xml:space="preserve">Date: 08th June, 2026</w:t>
         <w:tab/>
       </w:r>
     </w:p>
